--- a/people-lead/word/ana/12-abcd-form-people-lead-rascunho.docx
+++ b/people-lead/word/ana/12-abcd-form-people-lead-rascunho.docx
@@ -101,35 +101,35 @@
           <w:i/>
           <w:color w:val="444444"/>
         </w:rPr>
-        <w:t xml:space="preserve"> leia a autoavaliação da Ana + feedback de </w:t>
+        <w:t xml:space="preserve"> rascunho baseado nas </w:t>
       </w:r>
       <w:r>
         <w:rPr>
           <w:b/>
           <w:color w:val="444444"/>
         </w:rPr>
-        <w:t>Rafael Coloda</w:t>
+        <w:t>1:1s</w:t>
       </w:r>
       <w:r>
         <w:rPr>
           <w:i/>
           <w:color w:val="444444"/>
         </w:rPr>
-        <w:t xml:space="preserve"> e </w:t>
+        <w:t xml:space="preserve"> (jul/ago). A </w:t>
       </w:r>
       <w:r>
         <w:rPr>
           <w:b/>
           <w:color w:val="444444"/>
         </w:rPr>
-        <w:t>Jessica</w:t>
+        <w:t>autorreflexão da Ana ainda não foi submetida/enviada</w:t>
       </w:r>
       <w:r>
         <w:rPr>
           <w:i/>
           <w:color w:val="444444"/>
         </w:rPr>
-        <w:t xml:space="preserve"> antes de colar.   Troque </w:t>
+        <w:t xml:space="preserve"> — quando chegar, cruzar e ajustar.   Troque </w:t>
       </w:r>
       <w:r>
         <w:rPr>
@@ -144,7 +144,7 @@
           <w:i/>
           <w:color w:val="444444"/>
         </w:rPr>
-        <w:t xml:space="preserve"> por citações reais quando os feedbacks chegarem.   Tom: você representa ela na prática — firme, honesto, com evidência.</w:t>
+        <w:t xml:space="preserve"> por citações reais quando os feedbacks chegarem.</w:t>
       </w:r>
     </w:p>
     <w:p>
@@ -2237,34 +2237,45 @@
     </w:p>
     <w:p>
       <w:r>
-        <w:t xml:space="preserve">A autoavaliação da Ana Karina é </w:t>
-      </w:r>
-      <w:r>
         <w:rPr>
           <w:b/>
         </w:rPr>
-        <w:t>coerente</w:t>
-      </w:r>
-      <w:r>
-        <w:t xml:space="preserve"> com o acompanhamento do People Lead nas 1:1s de 28/07 e 28/08. O PL </w:t>
+        <w:t>Pendente:</w:t>
+      </w:r>
+      <w:r>
+        <w:t xml:space="preserve"> Ana Karina </w:t>
       </w:r>
       <w:r>
         <w:rPr>
           <w:b/>
         </w:rPr>
-        <w:t>valida</w:t>
-      </w:r>
-      <w:r>
-        <w:t xml:space="preserve"> entrega no cliente, IA aplicada e inglês C1+; </w:t>
+        <w:t>ainda não submeteu</w:t>
+      </w:r>
+      <w:r>
+        <w:t xml:space="preserve"> a autorreflexão ABCD no Workday (28/08). Este rascunho do PL baseia-se nas </w:t>
       </w:r>
       <w:r>
         <w:rPr>
           <w:b/>
         </w:rPr>
-        <w:t>ajusta expectativa</w:t>
-      </w:r>
-      <w:r>
-        <w:t xml:space="preserve"> em Swift/voluntariado para FY27 sem reduzir o mérito do conjunto.</w:t>
+        <w:t>1:1s de 28/07 e 28/08</w:t>
+      </w:r>
+      <w:r>
+        <w:t xml:space="preserve">. Quando ela submeter, revisar alinhamento e ajustar comentários antes do input de </w:t>
+      </w:r>
+      <w:r>
+        <w:rPr>
+          <w:b/>
+        </w:rPr>
+        <w:t>11/09</w:t>
+      </w:r>
+      <w:r>
+        <w:t>.</w:t>
+      </w:r>
+    </w:p>
+    <w:p>
+      <w:r>
+        <w:t>Expectativa prévia: autoavaliação coerente com o acompanhamento (entrega no cliente, IA aplicada, inglês C1+; Swift/voluntariado honestos para FY27).</w:t>
       </w:r>
     </w:p>
     <w:p>
@@ -2380,7 +2391,30 @@
         <w:pStyle w:val="ListBullet"/>
       </w:pPr>
       <w:r>
-        <w:t>☐ Li a autoavaliação ABCD da Ana (4 prioridades)</w:t>
+        <w:t xml:space="preserve">☐ Ana </w:t>
+      </w:r>
+      <w:r>
+        <w:rPr>
+          <w:b/>
+        </w:rPr>
+        <w:t>submeteu</w:t>
+      </w:r>
+      <w:r>
+        <w:t xml:space="preserve"> autorreflexão ABCD no Workday — </w:t>
+      </w:r>
+      <w:r>
+        <w:rPr>
+          <w:b/>
+        </w:rPr>
+        <w:t>NÃO (28/08) — cobrar</w:t>
+      </w:r>
+    </w:p>
+    <w:p>
+      <w:pPr>
+        <w:pStyle w:val="ListBullet"/>
+      </w:pPr>
+      <w:r>
+        <w:t>☐ Quando submeter: ler e cruzar com este rascunho</w:t>
       </w:r>
     </w:p>
     <w:p>

--- a/people-lead/word/ana/12-abcd-form-people-lead-rascunho.docx
+++ b/people-lead/word/ana/12-abcd-form-people-lead-rascunho.docx
@@ -31,7 +31,7 @@
         <w:rPr>
           <w:b/>
         </w:rPr>
-        <w:t>Prazo input PL: até 11/09/2026</w:t>
+        <w:t>Uso interno People Lead — não enviado à Ana · input até 11/09/2026</w:t>
       </w:r>
     </w:p>
     <w:p>

--- a/people-lead/word/ana/12-abcd-form-people-lead-rascunho.docx
+++ b/people-lead/word/ana/12-abcd-form-people-lead-rascunho.docx
@@ -22,7 +22,7 @@
           <w:color w:val="555555"/>
           <w:sz w:val="22"/>
         </w:rPr>
-        <w:t>Ana Karina · People Lead · documento editável</w:t>
+        <w:t>Ana Karina · PL · uso interno</w:t>
       </w:r>
     </w:p>
     <w:p/>
@@ -115,21 +115,21 @@
           <w:i/>
           <w:color w:val="444444"/>
         </w:rPr>
-        <w:t xml:space="preserve"> (jul/ago). A </w:t>
+        <w:t xml:space="preserve"> (jul/ago) + </w:t>
       </w:r>
       <w:r>
         <w:rPr>
           <w:b/>
           <w:color w:val="444444"/>
         </w:rPr>
-        <w:t>autorreflexão da Ana ainda não foi submetida/enviada</w:t>
+        <w:t>feedbacks Rafael, Jessica e Celline (08/09)</w:t>
       </w:r>
       <w:r>
         <w:rPr>
           <w:i/>
           <w:color w:val="444444"/>
         </w:rPr>
-        <w:t xml:space="preserve"> — quando chegar, cruzar e ajustar.   Troque </w:t>
+        <w:t xml:space="preserve">.   Justificativa pronta e atualizada: </w:t>
       </w:r>
       <w:r>
         <w:rPr>
@@ -137,14 +137,14 @@
           <w:color w:val="444444"/>
           <w:sz w:val="18"/>
         </w:rPr>
-        <w:t>[...]</w:t>
+        <w:t>15-justificativa-recomendacao.md</w:t>
       </w:r>
       <w:r>
         <w:rPr>
           <w:i/>
           <w:color w:val="444444"/>
         </w:rPr>
-        <w:t xml:space="preserve"> por citações reais quando os feedbacks chegarem.</w:t>
+        <w:t>.   Autorreflexão da Ana: cruzar quando ela submeter.</w:t>
       </w:r>
     </w:p>
     <w:p>
@@ -665,27 +665,16 @@
         <w:t>O que ainda falta para nota mais alta:</w:t>
       </w:r>
       <w:r>
-        <w:t xml:space="preserve"> evidências formais do projeto (feedback escrito do </w:t>
+        <w:t xml:space="preserve"> formalizar lista objetiva de features/PRs. Feedback do gestor </w:t>
       </w:r>
       <w:r>
         <w:rPr>
           <w:b/>
         </w:rPr>
-        <w:t>Rafael Coloda</w:t>
-      </w:r>
-      <w:r>
-        <w:t xml:space="preserve">, lista objetiva de features/PRs/impactos). Recomendo calibrar com o gestor: </w:t>
-      </w:r>
-      <w:r>
-        <w:rPr>
-          <w:rFonts w:ascii="Consolas" w:hAnsi="Consolas"/>
-          <w:color w:val="333333"/>
-          <w:sz w:val="18"/>
-        </w:rPr>
-        <w:t>[inserir citação ou síntese do feedback de Rafael Coloda quando disponível]</w:t>
-      </w:r>
-      <w:r>
-        <w:t>.</w:t>
+        <w:t>já recebido</w:t>
+      </w:r>
+      <w:r>
+        <w:t xml:space="preserve"> (Rafael Coloda, 08/09): desempenho consistente, qualidade, comunicação de riscos; evolução: horas no Jira.</w:t>
       </w:r>
     </w:p>
     <w:p>
@@ -1084,7 +1073,7 @@
         <w:rPr>
           <w:b/>
         </w:rPr>
-        <w:t>Validação técnica pendente:</w:t>
+        <w:t>Validação técnica:</w:t>
       </w:r>
       <w:r>
         <w:t xml:space="preserve"> feedback da </w:t>
@@ -1096,18 +1085,16 @@
         <w:t>Jessica</w:t>
       </w:r>
       <w:r>
-        <w:t xml:space="preserve"> (liderança técnica Avanade): </w:t>
+        <w:t xml:space="preserve"> (08/09): evolução consistente, qualidade, comunicação de riscos; próximo ciclo = autonomia técnica/funcional. Par </w:t>
       </w:r>
       <w:r>
         <w:rPr>
-          <w:rFonts w:ascii="Consolas" w:hAnsi="Consolas"/>
-          <w:color w:val="333333"/>
-          <w:sz w:val="18"/>
+          <w:b/>
         </w:rPr>
-        <w:t>[inserir citação quando disponível]</w:t>
-      </w:r>
-      <w:r>
-        <w:t>.</w:t>
+        <w:t>Celline</w:t>
+      </w:r>
+      <w:r>
+        <w:t>: colaboração positiva, organização, qualidade e prazos.</w:t>
       </w:r>
     </w:p>
     <w:p>
